--- a/Lab 6/Report_Lab6_CSW430_ChauNhatTang_2231200117.docx
+++ b/Lab 6/Report_Lab6_CSW430_ChauNhatTang_2231200117.docx
@@ -4,7 +4,39 @@
   <w:body>
     <w:p>
       <w:r>
+        <w:t xml:space="preserve">Expo: </w:t>
+      </w:r>
+      <w:hyperlink r:id="rId4" w:history="1">
+        <w:r>
+          <w:rPr>
+            <w:rStyle w:val="Hyperlink"/>
+          </w:rPr>
+          <w:t>https://snack.expo.dev/@chaunhattang/lab-6?platform=android</w:t>
+        </w:r>
+      </w:hyperlink>
+    </w:p>
+    <w:p>
+      <w:proofErr w:type="spellStart"/>
+      <w:r>
+        <w:t>Github</w:t>
+      </w:r>
+      <w:proofErr w:type="spellEnd"/>
+      <w:r>
+        <w:t xml:space="preserve">: </w:t>
+      </w:r>
+      <w:hyperlink r:id="rId5" w:history="1">
+        <w:r>
+          <w:rPr>
+            <w:rStyle w:val="Hyperlink"/>
+          </w:rPr>
+          <w:t>https://github.com/chaunhattang/CSW430.git</w:t>
+        </w:r>
+      </w:hyperlink>
+    </w:p>
+    <w:p>
+      <w:r>
         <w:rPr>
+          <w:noProof/>
           <w:lang w:val="vi-VN"/>
         </w:rPr>
         <w:drawing>
@@ -23,7 +55,7 @@
                     <pic:cNvPicPr/>
                   </pic:nvPicPr>
                   <pic:blipFill>
-                    <a:blip r:embed="rId4"/>
+                    <a:blip r:embed="rId6"/>
                     <a:stretch>
                       <a:fillRect/>
                     </a:stretch>
@@ -44,6 +76,9 @@
         </w:drawing>
       </w:r>
       <w:r>
+        <w:rPr>
+          <w:noProof/>
+        </w:rPr>
         <w:drawing>
           <wp:inline distT="0" distB="0" distL="0" distR="0" wp14:anchorId="140DD269" wp14:editId="6B45AECE">
             <wp:extent cx="5943600" cy="3349625"/>
@@ -60,7 +95,7 @@
                     <pic:cNvPicPr/>
                   </pic:nvPicPr>
                   <pic:blipFill>
-                    <a:blip r:embed="rId5"/>
+                    <a:blip r:embed="rId7"/>
                     <a:stretch>
                       <a:fillRect/>
                     </a:stretch>
@@ -81,6 +116,9 @@
         </w:drawing>
       </w:r>
       <w:r>
+        <w:rPr>
+          <w:noProof/>
+        </w:rPr>
         <w:lastRenderedPageBreak/>
         <w:drawing>
           <wp:inline distT="0" distB="0" distL="0" distR="0" wp14:anchorId="059DBE4C" wp14:editId="3B3D4D1D">
@@ -98,7 +136,7 @@
                     <pic:cNvPicPr/>
                   </pic:nvPicPr>
                   <pic:blipFill>
-                    <a:blip r:embed="rId6"/>
+                    <a:blip r:embed="rId8"/>
                     <a:stretch>
                       <a:fillRect/>
                     </a:stretch>
@@ -119,6 +157,9 @@
         </w:drawing>
       </w:r>
       <w:r>
+        <w:rPr>
+          <w:noProof/>
+        </w:rPr>
         <w:drawing>
           <wp:inline distT="0" distB="0" distL="0" distR="0" wp14:anchorId="65140F93" wp14:editId="0D2C3929">
             <wp:extent cx="5943600" cy="3364230"/>
@@ -135,7 +176,7 @@
                     <pic:cNvPicPr/>
                   </pic:nvPicPr>
                   <pic:blipFill>
-                    <a:blip r:embed="rId7"/>
+                    <a:blip r:embed="rId9"/>
                     <a:stretch>
                       <a:fillRect/>
                     </a:stretch>
@@ -156,6 +197,9 @@
         </w:drawing>
       </w:r>
       <w:r>
+        <w:rPr>
+          <w:noProof/>
+        </w:rPr>
         <w:lastRenderedPageBreak/>
         <w:drawing>
           <wp:inline distT="0" distB="0" distL="0" distR="0" wp14:anchorId="45AACE49" wp14:editId="14991033">
@@ -173,7 +217,7 @@
                     <pic:cNvPicPr/>
                   </pic:nvPicPr>
                   <pic:blipFill>
-                    <a:blip r:embed="rId8"/>
+                    <a:blip r:embed="rId10"/>
                     <a:stretch>
                       <a:fillRect/>
                     </a:stretch>
@@ -1121,6 +1165,29 @@
       <w:spacing w:val="5"/>
     </w:rPr>
   </w:style>
+  <w:style w:type="character" w:styleId="Hyperlink">
+    <w:name w:val="Hyperlink"/>
+    <w:basedOn w:val="DefaultParagraphFont"/>
+    <w:uiPriority w:val="99"/>
+    <w:unhideWhenUsed/>
+    <w:rsid w:val="00F10DD0"/>
+    <w:rPr>
+      <w:color w:val="0563C1" w:themeColor="hyperlink"/>
+      <w:u w:val="single"/>
+    </w:rPr>
+  </w:style>
+  <w:style w:type="character" w:styleId="UnresolvedMention">
+    <w:name w:val="Unresolved Mention"/>
+    <w:basedOn w:val="DefaultParagraphFont"/>
+    <w:uiPriority w:val="99"/>
+    <w:semiHidden/>
+    <w:unhideWhenUsed/>
+    <w:rsid w:val="00F10DD0"/>
+    <w:rPr>
+      <w:color w:val="605E5C"/>
+      <w:shd w:val="clear" w:color="auto" w:fill="E1DFDD"/>
+    </w:rPr>
+  </w:style>
 </w:styles>
 </file>
 
